--- a/Baitap1.docx
+++ b/Baitap1.docx
@@ -167,10 +167,10 @@
     <w:p>
       <w:r>
         <w:drawing>
-          <wp:inline distT="0" distB="0" distL="0" distR="0" wp14:anchorId="67B8BAF8" wp14:editId="475850CB">
-            <wp:extent cx="5971540" cy="2478405"/>
-            <wp:effectExtent l="0" t="0" r="0" b="0"/>
-            <wp:docPr id="278316495" name="Picture 1"/>
+          <wp:inline distT="0" distB="0" distL="0" distR="0" wp14:anchorId="4A331AB0" wp14:editId="63825F3D">
+            <wp:extent cx="6030595" cy="2656747"/>
+            <wp:effectExtent l="0" t="0" r="8255" b="0"/>
+            <wp:docPr id="1585631832" name="Picture 1"/>
             <wp:cNvGraphicFramePr>
               <a:graphicFrameLocks xmlns:a="http://schemas.openxmlformats.org/drawingml/2006/main" noChangeAspect="1"/>
             </wp:cNvGraphicFramePr>
@@ -178,23 +178,32 @@
               <a:graphicData uri="http://schemas.openxmlformats.org/drawingml/2006/picture">
                 <pic:pic xmlns:pic="http://schemas.openxmlformats.org/drawingml/2006/picture">
                   <pic:nvPicPr>
-                    <pic:cNvPr id="278316495" name=""/>
+                    <pic:cNvPr id="1585631832" name=""/>
                     <pic:cNvPicPr/>
                   </pic:nvPicPr>
-                  <pic:blipFill>
+                  <pic:blipFill rotWithShape="1">
                     <a:blip r:embed="rId5"/>
+                    <a:srcRect l="835"/>
                     <a:stretch>
                       <a:fillRect/>
                     </a:stretch>
                   </pic:blipFill>
-                  <pic:spPr>
+                  <pic:spPr bwMode="auto">
                     <a:xfrm>
                       <a:off x="0" y="0"/>
-                      <a:ext cx="5971540" cy="2478405"/>
+                      <a:ext cx="6034674" cy="2658544"/>
                     </a:xfrm>
                     <a:prstGeom prst="rect">
                       <a:avLst/>
                     </a:prstGeom>
+                    <a:ln>
+                      <a:noFill/>
+                    </a:ln>
+                    <a:extLst>
+                      <a:ext uri="{53640926-AAD7-44D8-BBD7-CCE9431645EC}">
+                        <a14:shadowObscured xmlns:a14="http://schemas.microsoft.com/office/drawing/2010/main"/>
+                      </a:ext>
+                    </a:extLst>
                   </pic:spPr>
                 </pic:pic>
               </a:graphicData>
